--- a/docs/BOOTHOP_tASK.docx
+++ b/docs/BOOTHOP_tASK.docx
@@ -24,9 +24,58 @@
       </w:r>
     </w:p>
     <w:p/>
-    <w:p/>
     <w:p>
       <w:r>
+        <w:t>Keep safe — save this keystore info somewhere secure:</w:t>
+      </w:r>
+    </w:p>
+    <w:p>
+      <w:r>
+        <w:t xml:space="preserve">  File:     Downloads/</w:t>
+      </w:r>
+      <w:proofErr w:type="spellStart"/>
+      <w:r>
+        <w:t>boothop</w:t>
+      </w:r>
+      <w:proofErr w:type="spellEnd"/>
+      <w:r>
+        <w:t>-</w:t>
+      </w:r>
+      <w:proofErr w:type="spellStart"/>
+      <w:r>
+        <w:t>pwa</w:t>
+      </w:r>
+      <w:proofErr w:type="spellEnd"/>
+      <w:r>
+        <w:t>-extracted/</w:t>
+      </w:r>
+      <w:proofErr w:type="spellStart"/>
+      <w:r>
+        <w:t>signing.keystore</w:t>
+      </w:r>
+      <w:proofErr w:type="spellEnd"/>
+    </w:p>
+    <w:p>
+      <w:r>
+        <w:t xml:space="preserve">  Password: 9yyo7oCIhdnQ</w:t>
+      </w:r>
+    </w:p>
+    <w:p>
+      <w:r>
+        <w:t xml:space="preserve">  Alias:    my-key-alias</w:t>
+      </w:r>
+    </w:p>
+    <w:p>
+      <w:r>
+        <w:t xml:space="preserve">  You'll need it every time you publish an update.</w:t>
+      </w:r>
+    </w:p>
+    <w:p>
+      <w:r>
+        <w:rPr>
+          <w:noProof/>
+        </w:rPr>
+        <w:lastRenderedPageBreak/>
         <w:drawing>
           <wp:inline distT="0" distB="0" distL="0" distR="0" wp14:anchorId="402EB45D" wp14:editId="5ACA230F">
             <wp:extent cx="5112013" cy="6178868"/>
@@ -66,7 +115,6 @@
     </w:p>
     <w:p>
       <w:r>
-        <w:lastRenderedPageBreak/>
         <w:t xml:space="preserve"> 872621956046-3ujtmlr9rdm58uu4ulbqrb7gnrni1ttu.apps.googleusercontent.com   client id   </w:t>
       </w:r>
       <w:proofErr w:type="gramStart"/>
